--- a/docs/manuals/dp/DP08-使用者自助註冊.docx
+++ b/docs/manuals/dp/DP08-使用者自助註冊.docx
@@ -7,6 +7,8 @@
         <w:spacing w:after="0"/>
         <w:jc w:val="center"/>
       </w:pPr>
+      <w:bookmarkStart w:id="0" w:name="_GoBack"/>
+      <w:bookmarkEnd w:id="0"/>
     </w:p>
     <w:p>
       <w:pPr>
@@ -155,7 +157,13 @@
         <w:rPr>
           <w:sz w:val="44"/>
         </w:rPr>
-        <w:t>DP08 使用者自助註冊</w:t>
+        <w:t xml:space="preserve">DP08 </w:t>
+      </w:r>
+      <w:r>
+        <w:rPr>
+          <w:sz w:val="44"/>
+        </w:rPr>
+        <w:t>使用者自助註冊</w:t>
       </w:r>
     </w:p>
     <w:p>
@@ -191,20 +199,26 @@
     <w:tbl>
       <w:tblPr>
         <w:tblStyle w:val="aff2"/>
-        <w:tblW w:type="auto" w:w="0"/>
+        <w:tblW w:w="0" w:type="auto"/>
         <w:jc w:val="center"/>
-        <w:tblLook w:firstColumn="1" w:firstRow="1" w:lastColumn="0" w:lastRow="0" w:noHBand="0" w:noVBand="1" w:val="04A0"/>
+        <w:tblLook w:val="04A0" w:firstRow="1" w:lastRow="0" w:firstColumn="1" w:lastColumn="0" w:noHBand="0" w:noVBand="1"/>
       </w:tblPr>
       <w:tblGrid>
-        <w:gridCol w:w="4680"/>
-        <w:gridCol w:w="4680"/>
+        <w:gridCol w:w="2160"/>
+        <w:gridCol w:w="3600"/>
       </w:tblGrid>
       <w:tr>
+        <w:trPr>
+          <w:jc w:val="center"/>
+        </w:trPr>
         <w:tc>
           <w:tcPr>
-            <w:tcW w:type="dxa" w:w="2160"/>
+            <w:tcW w:w="2160" w:type="dxa"/>
           </w:tcPr>
           <w:p>
+            <w:pPr>
+              <w:spacing w:before="60" w:after="60"/>
+            </w:pPr>
             <w:r>
               <w:t>版本</w:t>
             </w:r>
@@ -212,9 +226,12 @@
         </w:tc>
         <w:tc>
           <w:tcPr>
-            <w:tcW w:type="dxa" w:w="3600"/>
+            <w:tcW w:w="3600" w:type="dxa"/>
           </w:tcPr>
           <w:p>
+            <w:pPr>
+              <w:spacing w:before="60" w:after="60"/>
+            </w:pPr>
             <w:r>
               <w:t>1.0</w:t>
             </w:r>
@@ -222,11 +239,17 @@
         </w:tc>
       </w:tr>
       <w:tr>
+        <w:trPr>
+          <w:jc w:val="center"/>
+        </w:trPr>
         <w:tc>
           <w:tcPr>
-            <w:tcW w:type="dxa" w:w="2160"/>
+            <w:tcW w:w="2160" w:type="dxa"/>
           </w:tcPr>
           <w:p>
+            <w:pPr>
+              <w:spacing w:before="60" w:after="60"/>
+            </w:pPr>
             <w:r>
               <w:t>建立日期</w:t>
             </w:r>
@@ -234,21 +257,30 @@
         </w:tc>
         <w:tc>
           <w:tcPr>
-            <w:tcW w:type="dxa" w:w="3600"/>
+            <w:tcW w:w="3600" w:type="dxa"/>
           </w:tcPr>
           <w:p>
+            <w:pPr>
+              <w:spacing w:before="60" w:after="60"/>
+            </w:pPr>
             <w:r>
-              <w:t>2026/10/19</w:t>
+              <w:t>2026/10/20</w:t>
             </w:r>
           </w:p>
         </w:tc>
       </w:tr>
       <w:tr>
+        <w:trPr>
+          <w:jc w:val="center"/>
+        </w:trPr>
         <w:tc>
           <w:tcPr>
-            <w:tcW w:type="dxa" w:w="2160"/>
+            <w:tcW w:w="2160" w:type="dxa"/>
           </w:tcPr>
           <w:p>
+            <w:pPr>
+              <w:spacing w:before="60" w:after="60"/>
+            </w:pPr>
             <w:r>
               <w:t>更新日期</w:t>
             </w:r>
@@ -256,19 +288,27 @@
         </w:tc>
         <w:tc>
           <w:tcPr>
-            <w:tcW w:type="dxa" w:w="3600"/>
+            <w:tcW w:w="3600" w:type="dxa"/>
           </w:tcPr>
           <w:p>
-            <w:r/>
+            <w:pPr>
+              <w:spacing w:before="60" w:after="60"/>
+            </w:pPr>
           </w:p>
         </w:tc>
       </w:tr>
       <w:tr>
+        <w:trPr>
+          <w:jc w:val="center"/>
+        </w:trPr>
         <w:tc>
           <w:tcPr>
-            <w:tcW w:type="dxa" w:w="2160"/>
+            <w:tcW w:w="2160" w:type="dxa"/>
           </w:tcPr>
           <w:p>
+            <w:pPr>
+              <w:spacing w:before="60" w:after="60"/>
+            </w:pPr>
             <w:r>
               <w:t>作者</w:t>
             </w:r>
@@ -276,9 +316,12 @@
         </w:tc>
         <w:tc>
           <w:tcPr>
-            <w:tcW w:type="dxa" w:w="3600"/>
+            <w:tcW w:w="3600" w:type="dxa"/>
           </w:tcPr>
           <w:p>
+            <w:pPr>
+              <w:spacing w:before="60" w:after="60"/>
+            </w:pPr>
             <w:r>
               <w:t>朱可棠</w:t>
             </w:r>
@@ -289,31 +332,38 @@
     <w:p>
       <w:pPr>
         <w:pStyle w:val="Heading1NoTOC"/>
-        <w:pageBreakBefore/>
       </w:pPr>
       <w:r>
-        <w:t>文件制/修訂履歷</w:t>
+        <w:lastRenderedPageBreak/>
+        <w:t>文件制</w:t>
+      </w:r>
+      <w:r>
+        <w:t>/</w:t>
+      </w:r>
+      <w:r>
+        <w:t>修訂履歷</w:t>
       </w:r>
     </w:p>
     <w:tbl>
       <w:tblPr>
         <w:tblStyle w:val="aff2"/>
-        <w:tblW w:type="auto" w:w="0"/>
-        <w:tblLook w:firstColumn="1" w:firstRow="1" w:lastColumn="0" w:lastRow="0" w:noHBand="0" w:noVBand="1" w:val="04A0"/>
+        <w:tblW w:w="0" w:type="auto"/>
+        <w:tblLook w:val="04A0" w:firstRow="1" w:lastRow="0" w:firstColumn="1" w:lastColumn="0" w:noHBand="0" w:noVBand="1"/>
       </w:tblPr>
       <w:tblGrid>
-        <w:gridCol w:w="2340"/>
-        <w:gridCol w:w="2340"/>
-        <w:gridCol w:w="2340"/>
-        <w:gridCol w:w="2340"/>
+        <w:gridCol w:w="1151"/>
+        <w:gridCol w:w="1729"/>
+        <w:gridCol w:w="4320"/>
+        <w:gridCol w:w="2160"/>
       </w:tblGrid>
       <w:tr>
         <w:tc>
           <w:tcPr>
-            <w:tcW w:type="dxa" w:w="1151"/>
+            <w:tcW w:w="1151" w:type="dxa"/>
           </w:tcPr>
           <w:p>
             <w:pPr>
+              <w:spacing w:before="60" w:after="60"/>
               <w:jc w:val="center"/>
             </w:pPr>
             <w:r>
@@ -326,10 +376,11 @@
         </w:tc>
         <w:tc>
           <w:tcPr>
-            <w:tcW w:type="dxa" w:w="1729"/>
+            <w:tcW w:w="1729" w:type="dxa"/>
           </w:tcPr>
           <w:p>
             <w:pPr>
+              <w:spacing w:before="60" w:after="60"/>
               <w:jc w:val="center"/>
             </w:pPr>
             <w:r>
@@ -342,10 +393,11 @@
         </w:tc>
         <w:tc>
           <w:tcPr>
-            <w:tcW w:type="dxa" w:w="4320"/>
+            <w:tcW w:w="4320" w:type="dxa"/>
           </w:tcPr>
           <w:p>
             <w:pPr>
+              <w:spacing w:before="60" w:after="60"/>
               <w:jc w:val="center"/>
             </w:pPr>
             <w:r>
@@ -358,10 +410,11 @@
         </w:tc>
         <w:tc>
           <w:tcPr>
-            <w:tcW w:type="dxa" w:w="2160"/>
+            <w:tcW w:w="2160" w:type="dxa"/>
           </w:tcPr>
           <w:p>
             <w:pPr>
+              <w:spacing w:before="60" w:after="60"/>
               <w:jc w:val="center"/>
             </w:pPr>
             <w:r>
@@ -376,10 +429,11 @@
       <w:tr>
         <w:tc>
           <w:tcPr>
-            <w:tcW w:type="dxa" w:w="1151"/>
+            <w:tcW w:w="1151" w:type="dxa"/>
           </w:tcPr>
           <w:p>
             <w:pPr>
+              <w:spacing w:before="60" w:after="60"/>
               <w:jc w:val="center"/>
             </w:pPr>
             <w:r>
@@ -389,22 +443,26 @@
         </w:tc>
         <w:tc>
           <w:tcPr>
-            <w:tcW w:type="dxa" w:w="1729"/>
+            <w:tcW w:w="1729" w:type="dxa"/>
           </w:tcPr>
           <w:p>
             <w:pPr>
+              <w:spacing w:before="60" w:after="60"/>
               <w:jc w:val="center"/>
             </w:pPr>
             <w:r>
-              <w:t>2026/10/19</w:t>
+              <w:t>2026/10/20</w:t>
             </w:r>
           </w:p>
         </w:tc>
         <w:tc>
           <w:tcPr>
-            <w:tcW w:type="dxa" w:w="4320"/>
+            <w:tcW w:w="4320" w:type="dxa"/>
           </w:tcPr>
           <w:p>
+            <w:pPr>
+              <w:spacing w:before="60" w:after="60"/>
+            </w:pPr>
             <w:r>
               <w:t>初次發行</w:t>
             </w:r>
@@ -412,10 +470,11 @@
         </w:tc>
         <w:tc>
           <w:tcPr>
-            <w:tcW w:type="dxa" w:w="2160"/>
+            <w:tcW w:w="2160" w:type="dxa"/>
           </w:tcPr>
           <w:p>
             <w:pPr>
+              <w:spacing w:before="60" w:after="60"/>
               <w:jc w:val="center"/>
             </w:pPr>
             <w:r>
@@ -428,25 +487,832 @@
     <w:p>
       <w:pPr>
         <w:pStyle w:val="Heading1NoTOC"/>
-        <w:pageBreakBefore/>
       </w:pPr>
       <w:r>
+        <w:lastRenderedPageBreak/>
         <w:t>目錄</w:t>
       </w:r>
     </w:p>
     <w:p>
+      <w:pPr>
+        <w:pStyle w:val="14"/>
+        <w:tabs>
+          <w:tab w:val="right" w:leader="dot" w:pos="9350"/>
+        </w:tabs>
+        <w:rPr>
+          <w:rFonts w:asciiTheme="minorHAnsi" w:eastAsiaTheme="minorEastAsia" w:hAnsiTheme="minorHAnsi" w:cstheme="minorBidi"/>
+          <w:noProof/>
+          <w:color w:val="auto"/>
+          <w:kern w:val="2"/>
+          <w:szCs w:val="22"/>
+        </w:rPr>
+      </w:pPr>
       <w:r>
         <w:fldChar w:fldCharType="begin"/>
-        <w:instrText xml:space="preserve">TOC \o "1-2" \h \z \u</w:instrText>
+      </w:r>
+      <w:r>
+        <w:instrText>TOC \o "1-2" \h \z \u</w:instrText>
+      </w:r>
+      <w:r>
         <w:fldChar w:fldCharType="separate"/>
-        <w:t>目錄將於開啟文件時自動更新</w:t>
+      </w:r>
+      <w:hyperlink w:anchor="_Toc243386623" w:history="1">
+        <w:r>
+          <w:rPr>
+            <w:rStyle w:val="affb"/>
+            <w:rFonts w:hint="eastAsia"/>
+            <w:noProof/>
+          </w:rPr>
+          <w:t>壹、作業說明</w:t>
+        </w:r>
+        <w:r>
+          <w:rPr>
+            <w:noProof/>
+            <w:webHidden/>
+          </w:rPr>
+          <w:tab/>
+        </w:r>
+        <w:r>
+          <w:rPr>
+            <w:noProof/>
+            <w:webHidden/>
+          </w:rPr>
+          <w:fldChar w:fldCharType="begin"/>
+        </w:r>
+        <w:r>
+          <w:rPr>
+            <w:noProof/>
+            <w:webHidden/>
+          </w:rPr>
+          <w:instrText xml:space="preserve"> PAGEREF _Toc243386623 \h </w:instrText>
+        </w:r>
+        <w:r>
+          <w:rPr>
+            <w:noProof/>
+            <w:webHidden/>
+          </w:rPr>
+        </w:r>
+        <w:r>
+          <w:rPr>
+            <w:noProof/>
+            <w:webHidden/>
+          </w:rPr>
+          <w:fldChar w:fldCharType="separate"/>
+        </w:r>
+        <w:r>
+          <w:rPr>
+            <w:noProof/>
+            <w:webHidden/>
+          </w:rPr>
+          <w:t>1</w:t>
+        </w:r>
+        <w:r>
+          <w:rPr>
+            <w:noProof/>
+            <w:webHidden/>
+          </w:rPr>
+          <w:fldChar w:fldCharType="end"/>
+        </w:r>
+      </w:hyperlink>
+    </w:p>
+    <w:p>
+      <w:pPr>
+        <w:pStyle w:val="2a"/>
+        <w:tabs>
+          <w:tab w:val="right" w:leader="dot" w:pos="9350"/>
+        </w:tabs>
+        <w:rPr>
+          <w:rFonts w:asciiTheme="minorHAnsi" w:eastAsiaTheme="minorEastAsia" w:hAnsiTheme="minorHAnsi" w:cstheme="minorBidi"/>
+          <w:noProof/>
+          <w:color w:val="auto"/>
+          <w:kern w:val="2"/>
+          <w:szCs w:val="22"/>
+        </w:rPr>
+      </w:pPr>
+      <w:hyperlink w:anchor="_Toc243386624" w:history="1">
+        <w:r>
+          <w:rPr>
+            <w:rStyle w:val="affb"/>
+            <w:rFonts w:hint="eastAsia"/>
+            <w:noProof/>
+          </w:rPr>
+          <w:t>一、使用情境</w:t>
+        </w:r>
+        <w:r>
+          <w:rPr>
+            <w:noProof/>
+            <w:webHidden/>
+          </w:rPr>
+          <w:tab/>
+        </w:r>
+        <w:r>
+          <w:rPr>
+            <w:noProof/>
+            <w:webHidden/>
+          </w:rPr>
+          <w:fldChar w:fldCharType="begin"/>
+        </w:r>
+        <w:r>
+          <w:rPr>
+            <w:noProof/>
+            <w:webHidden/>
+          </w:rPr>
+          <w:instrText xml:space="preserve"> PAGEREF _Toc243386624 \h </w:instrText>
+        </w:r>
+        <w:r>
+          <w:rPr>
+            <w:noProof/>
+            <w:webHidden/>
+          </w:rPr>
+        </w:r>
+        <w:r>
+          <w:rPr>
+            <w:noProof/>
+            <w:webHidden/>
+          </w:rPr>
+          <w:fldChar w:fldCharType="separate"/>
+        </w:r>
+        <w:r>
+          <w:rPr>
+            <w:noProof/>
+            <w:webHidden/>
+          </w:rPr>
+          <w:t>1</w:t>
+        </w:r>
+        <w:r>
+          <w:rPr>
+            <w:noProof/>
+            <w:webHidden/>
+          </w:rPr>
+          <w:fldChar w:fldCharType="end"/>
+        </w:r>
+      </w:hyperlink>
+    </w:p>
+    <w:p>
+      <w:pPr>
+        <w:pStyle w:val="2a"/>
+        <w:tabs>
+          <w:tab w:val="right" w:leader="dot" w:pos="9350"/>
+        </w:tabs>
+        <w:rPr>
+          <w:rFonts w:asciiTheme="minorHAnsi" w:eastAsiaTheme="minorEastAsia" w:hAnsiTheme="minorHAnsi" w:cstheme="minorBidi"/>
+          <w:noProof/>
+          <w:color w:val="auto"/>
+          <w:kern w:val="2"/>
+          <w:szCs w:val="22"/>
+        </w:rPr>
+      </w:pPr>
+      <w:hyperlink w:anchor="_Toc243386625" w:history="1">
+        <w:r>
+          <w:rPr>
+            <w:rStyle w:val="affb"/>
+            <w:rFonts w:hint="eastAsia"/>
+            <w:noProof/>
+          </w:rPr>
+          <w:t>二、進入路徑</w:t>
+        </w:r>
+        <w:r>
+          <w:rPr>
+            <w:noProof/>
+            <w:webHidden/>
+          </w:rPr>
+          <w:tab/>
+        </w:r>
+        <w:r>
+          <w:rPr>
+            <w:noProof/>
+            <w:webHidden/>
+          </w:rPr>
+          <w:fldChar w:fldCharType="begin"/>
+        </w:r>
+        <w:r>
+          <w:rPr>
+            <w:noProof/>
+            <w:webHidden/>
+          </w:rPr>
+          <w:instrText xml:space="preserve"> PAGEREF _Toc243386625 \h </w:instrText>
+        </w:r>
+        <w:r>
+          <w:rPr>
+            <w:noProof/>
+            <w:webHidden/>
+          </w:rPr>
+        </w:r>
+        <w:r>
+          <w:rPr>
+            <w:noProof/>
+            <w:webHidden/>
+          </w:rPr>
+          <w:fldChar w:fldCharType="separate"/>
+        </w:r>
+        <w:r>
+          <w:rPr>
+            <w:noProof/>
+            <w:webHidden/>
+          </w:rPr>
+          <w:t>1</w:t>
+        </w:r>
+        <w:r>
+          <w:rPr>
+            <w:noProof/>
+            <w:webHidden/>
+          </w:rPr>
+          <w:fldChar w:fldCharType="end"/>
+        </w:r>
+      </w:hyperlink>
+    </w:p>
+    <w:p>
+      <w:pPr>
+        <w:pStyle w:val="14"/>
+        <w:tabs>
+          <w:tab w:val="right" w:leader="dot" w:pos="9350"/>
+        </w:tabs>
+        <w:rPr>
+          <w:rFonts w:asciiTheme="minorHAnsi" w:eastAsiaTheme="minorEastAsia" w:hAnsiTheme="minorHAnsi" w:cstheme="minorBidi"/>
+          <w:noProof/>
+          <w:color w:val="auto"/>
+          <w:kern w:val="2"/>
+          <w:szCs w:val="22"/>
+        </w:rPr>
+      </w:pPr>
+      <w:hyperlink w:anchor="_Toc243386626" w:history="1">
+        <w:r>
+          <w:rPr>
+            <w:rStyle w:val="affb"/>
+            <w:rFonts w:hint="eastAsia"/>
+            <w:noProof/>
+          </w:rPr>
+          <w:t>貳、操作說明</w:t>
+        </w:r>
+        <w:r>
+          <w:rPr>
+            <w:noProof/>
+            <w:webHidden/>
+          </w:rPr>
+          <w:tab/>
+        </w:r>
+        <w:r>
+          <w:rPr>
+            <w:noProof/>
+            <w:webHidden/>
+          </w:rPr>
+          <w:fldChar w:fldCharType="begin"/>
+        </w:r>
+        <w:r>
+          <w:rPr>
+            <w:noProof/>
+            <w:webHidden/>
+          </w:rPr>
+          <w:instrText xml:space="preserve"> PAGEREF _Toc243386626 \h </w:instrText>
+        </w:r>
+        <w:r>
+          <w:rPr>
+            <w:noProof/>
+            <w:webHidden/>
+          </w:rPr>
+        </w:r>
+        <w:r>
+          <w:rPr>
+            <w:noProof/>
+            <w:webHidden/>
+          </w:rPr>
+          <w:fldChar w:fldCharType="separate"/>
+        </w:r>
+        <w:r>
+          <w:rPr>
+            <w:noProof/>
+            <w:webHidden/>
+          </w:rPr>
+          <w:t>2</w:t>
+        </w:r>
+        <w:r>
+          <w:rPr>
+            <w:noProof/>
+            <w:webHidden/>
+          </w:rPr>
+          <w:fldChar w:fldCharType="end"/>
+        </w:r>
+      </w:hyperlink>
+    </w:p>
+    <w:p>
+      <w:pPr>
+        <w:pStyle w:val="2a"/>
+        <w:tabs>
+          <w:tab w:val="right" w:leader="dot" w:pos="9350"/>
+        </w:tabs>
+        <w:rPr>
+          <w:rFonts w:asciiTheme="minorHAnsi" w:eastAsiaTheme="minorEastAsia" w:hAnsiTheme="minorHAnsi" w:cstheme="minorBidi"/>
+          <w:noProof/>
+          <w:color w:val="auto"/>
+          <w:kern w:val="2"/>
+          <w:szCs w:val="22"/>
+        </w:rPr>
+      </w:pPr>
+      <w:hyperlink w:anchor="_Toc243386627" w:history="1">
+        <w:r>
+          <w:rPr>
+            <w:rStyle w:val="affb"/>
+            <w:rFonts w:hint="eastAsia"/>
+            <w:noProof/>
+          </w:rPr>
+          <w:t>一、填寫註冊資料</w:t>
+        </w:r>
+        <w:r>
+          <w:rPr>
+            <w:noProof/>
+            <w:webHidden/>
+          </w:rPr>
+          <w:tab/>
+        </w:r>
+        <w:r>
+          <w:rPr>
+            <w:noProof/>
+            <w:webHidden/>
+          </w:rPr>
+          <w:fldChar w:fldCharType="begin"/>
+        </w:r>
+        <w:r>
+          <w:rPr>
+            <w:noProof/>
+            <w:webHidden/>
+          </w:rPr>
+          <w:instrText xml:space="preserve"> PAGEREF _Toc243386627 \h </w:instrText>
+        </w:r>
+        <w:r>
+          <w:rPr>
+            <w:noProof/>
+            <w:webHidden/>
+          </w:rPr>
+        </w:r>
+        <w:r>
+          <w:rPr>
+            <w:noProof/>
+            <w:webHidden/>
+          </w:rPr>
+          <w:fldChar w:fldCharType="separate"/>
+        </w:r>
+        <w:r>
+          <w:rPr>
+            <w:noProof/>
+            <w:webHidden/>
+          </w:rPr>
+          <w:t>2</w:t>
+        </w:r>
+        <w:r>
+          <w:rPr>
+            <w:noProof/>
+            <w:webHidden/>
+          </w:rPr>
+          <w:fldChar w:fldCharType="end"/>
+        </w:r>
+      </w:hyperlink>
+    </w:p>
+    <w:p>
+      <w:pPr>
+        <w:pStyle w:val="2a"/>
+        <w:tabs>
+          <w:tab w:val="right" w:leader="dot" w:pos="9350"/>
+        </w:tabs>
+        <w:rPr>
+          <w:rFonts w:asciiTheme="minorHAnsi" w:eastAsiaTheme="minorEastAsia" w:hAnsiTheme="minorHAnsi" w:cstheme="minorBidi"/>
+          <w:noProof/>
+          <w:color w:val="auto"/>
+          <w:kern w:val="2"/>
+          <w:szCs w:val="22"/>
+        </w:rPr>
+      </w:pPr>
+      <w:hyperlink w:anchor="_Toc243386628" w:history="1">
+        <w:r>
+          <w:rPr>
+            <w:rStyle w:val="affb"/>
+            <w:rFonts w:hint="eastAsia"/>
+            <w:noProof/>
+          </w:rPr>
+          <w:t>二、重寄驗證信</w:t>
+        </w:r>
+        <w:r>
+          <w:rPr>
+            <w:noProof/>
+            <w:webHidden/>
+          </w:rPr>
+          <w:tab/>
+        </w:r>
+        <w:r>
+          <w:rPr>
+            <w:noProof/>
+            <w:webHidden/>
+          </w:rPr>
+          <w:fldChar w:fldCharType="begin"/>
+        </w:r>
+        <w:r>
+          <w:rPr>
+            <w:noProof/>
+            <w:webHidden/>
+          </w:rPr>
+          <w:instrText xml:space="preserve"> PAGEREF _Toc243386628 \h </w:instrText>
+        </w:r>
+        <w:r>
+          <w:rPr>
+            <w:noProof/>
+            <w:webHidden/>
+          </w:rPr>
+        </w:r>
+        <w:r>
+          <w:rPr>
+            <w:noProof/>
+            <w:webHidden/>
+          </w:rPr>
+          <w:fldChar w:fldCharType="separate"/>
+        </w:r>
+        <w:r>
+          <w:rPr>
+            <w:noProof/>
+            <w:webHidden/>
+          </w:rPr>
+          <w:t>3</w:t>
+        </w:r>
+        <w:r>
+          <w:rPr>
+            <w:noProof/>
+            <w:webHidden/>
+          </w:rPr>
+          <w:fldChar w:fldCharType="end"/>
+        </w:r>
+      </w:hyperlink>
+    </w:p>
+    <w:p>
+      <w:pPr>
+        <w:pStyle w:val="2a"/>
+        <w:tabs>
+          <w:tab w:val="right" w:leader="dot" w:pos="9350"/>
+        </w:tabs>
+        <w:rPr>
+          <w:rFonts w:asciiTheme="minorHAnsi" w:eastAsiaTheme="minorEastAsia" w:hAnsiTheme="minorHAnsi" w:cstheme="minorBidi"/>
+          <w:noProof/>
+          <w:color w:val="auto"/>
+          <w:kern w:val="2"/>
+          <w:szCs w:val="22"/>
+        </w:rPr>
+      </w:pPr>
+      <w:hyperlink w:anchor="_Toc243386629" w:history="1">
+        <w:r>
+          <w:rPr>
+            <w:rStyle w:val="affb"/>
+            <w:rFonts w:hint="eastAsia"/>
+            <w:noProof/>
+          </w:rPr>
+          <w:t>三、設定密碼並啟用帳號</w:t>
+        </w:r>
+        <w:r>
+          <w:rPr>
+            <w:noProof/>
+            <w:webHidden/>
+          </w:rPr>
+          <w:tab/>
+        </w:r>
+        <w:r>
+          <w:rPr>
+            <w:noProof/>
+            <w:webHidden/>
+          </w:rPr>
+          <w:fldChar w:fldCharType="begin"/>
+        </w:r>
+        <w:r>
+          <w:rPr>
+            <w:noProof/>
+            <w:webHidden/>
+          </w:rPr>
+          <w:instrText xml:space="preserve"> PAGEREF _Toc243386629 \h </w:instrText>
+        </w:r>
+        <w:r>
+          <w:rPr>
+            <w:noProof/>
+            <w:webHidden/>
+          </w:rPr>
+        </w:r>
+        <w:r>
+          <w:rPr>
+            <w:noProof/>
+            <w:webHidden/>
+          </w:rPr>
+          <w:fldChar w:fldCharType="separate"/>
+        </w:r>
+        <w:r>
+          <w:rPr>
+            <w:noProof/>
+            <w:webHidden/>
+          </w:rPr>
+          <w:t>3</w:t>
+        </w:r>
+        <w:r>
+          <w:rPr>
+            <w:noProof/>
+            <w:webHidden/>
+          </w:rPr>
+          <w:fldChar w:fldCharType="end"/>
+        </w:r>
+      </w:hyperlink>
+    </w:p>
+    <w:p>
+      <w:pPr>
+        <w:pStyle w:val="14"/>
+        <w:tabs>
+          <w:tab w:val="right" w:leader="dot" w:pos="9350"/>
+        </w:tabs>
+        <w:rPr>
+          <w:rFonts w:asciiTheme="minorHAnsi" w:eastAsiaTheme="minorEastAsia" w:hAnsiTheme="minorHAnsi" w:cstheme="minorBidi"/>
+          <w:noProof/>
+          <w:color w:val="auto"/>
+          <w:kern w:val="2"/>
+          <w:szCs w:val="22"/>
+        </w:rPr>
+      </w:pPr>
+      <w:hyperlink w:anchor="_Toc243386630" w:history="1">
+        <w:r>
+          <w:rPr>
+            <w:rStyle w:val="affb"/>
+            <w:rFonts w:hint="eastAsia"/>
+            <w:noProof/>
+          </w:rPr>
+          <w:t>參、常見訊息與處置</w:t>
+        </w:r>
+        <w:r>
+          <w:rPr>
+            <w:noProof/>
+            <w:webHidden/>
+          </w:rPr>
+          <w:tab/>
+        </w:r>
+        <w:r>
+          <w:rPr>
+            <w:noProof/>
+            <w:webHidden/>
+          </w:rPr>
+          <w:fldChar w:fldCharType="begin"/>
+        </w:r>
+        <w:r>
+          <w:rPr>
+            <w:noProof/>
+            <w:webHidden/>
+          </w:rPr>
+          <w:instrText xml:space="preserve"> PAGEREF _Toc243386630 \h </w:instrText>
+        </w:r>
+        <w:r>
+          <w:rPr>
+            <w:noProof/>
+            <w:webHidden/>
+          </w:rPr>
+        </w:r>
+        <w:r>
+          <w:rPr>
+            <w:noProof/>
+            <w:webHidden/>
+          </w:rPr>
+          <w:fldChar w:fldCharType="separate"/>
+        </w:r>
+        <w:r>
+          <w:rPr>
+            <w:noProof/>
+            <w:webHidden/>
+          </w:rPr>
+          <w:t>5</w:t>
+        </w:r>
+        <w:r>
+          <w:rPr>
+            <w:noProof/>
+            <w:webHidden/>
+          </w:rPr>
+          <w:fldChar w:fldCharType="end"/>
+        </w:r>
+      </w:hyperlink>
+    </w:p>
+    <w:p>
+      <w:pPr>
+        <w:pStyle w:val="2a"/>
+        <w:tabs>
+          <w:tab w:val="right" w:leader="dot" w:pos="9350"/>
+        </w:tabs>
+        <w:rPr>
+          <w:rFonts w:asciiTheme="minorHAnsi" w:eastAsiaTheme="minorEastAsia" w:hAnsiTheme="minorHAnsi" w:cstheme="minorBidi"/>
+          <w:noProof/>
+          <w:color w:val="auto"/>
+          <w:kern w:val="2"/>
+          <w:szCs w:val="22"/>
+        </w:rPr>
+      </w:pPr>
+      <w:hyperlink w:anchor="_Toc243386631" w:history="1">
+        <w:r>
+          <w:rPr>
+            <w:rStyle w:val="affb"/>
+            <w:rFonts w:hint="eastAsia"/>
+            <w:noProof/>
+          </w:rPr>
+          <w:t>一、被擋下（動作沒有完成）</w:t>
+        </w:r>
+        <w:r>
+          <w:rPr>
+            <w:noProof/>
+            <w:webHidden/>
+          </w:rPr>
+          <w:tab/>
+        </w:r>
+        <w:r>
+          <w:rPr>
+            <w:noProof/>
+            <w:webHidden/>
+          </w:rPr>
+          <w:fldChar w:fldCharType="begin"/>
+        </w:r>
+        <w:r>
+          <w:rPr>
+            <w:noProof/>
+            <w:webHidden/>
+          </w:rPr>
+          <w:instrText xml:space="preserve"> PAGEREF _Toc243386631 \h </w:instrText>
+        </w:r>
+        <w:r>
+          <w:rPr>
+            <w:noProof/>
+            <w:webHidden/>
+          </w:rPr>
+        </w:r>
+        <w:r>
+          <w:rPr>
+            <w:noProof/>
+            <w:webHidden/>
+          </w:rPr>
+          <w:fldChar w:fldCharType="separate"/>
+        </w:r>
+        <w:r>
+          <w:rPr>
+            <w:noProof/>
+            <w:webHidden/>
+          </w:rPr>
+          <w:t>5</w:t>
+        </w:r>
+        <w:r>
+          <w:rPr>
+            <w:noProof/>
+            <w:webHidden/>
+          </w:rPr>
+          <w:fldChar w:fldCharType="end"/>
+        </w:r>
+      </w:hyperlink>
+    </w:p>
+    <w:p>
+      <w:pPr>
+        <w:pStyle w:val="2a"/>
+        <w:tabs>
+          <w:tab w:val="right" w:leader="dot" w:pos="9350"/>
+        </w:tabs>
+        <w:rPr>
+          <w:rFonts w:asciiTheme="minorHAnsi" w:eastAsiaTheme="minorEastAsia" w:hAnsiTheme="minorHAnsi" w:cstheme="minorBidi"/>
+          <w:noProof/>
+          <w:color w:val="auto"/>
+          <w:kern w:val="2"/>
+          <w:szCs w:val="22"/>
+        </w:rPr>
+      </w:pPr>
+      <w:hyperlink w:anchor="_Toc243386632" w:history="1">
+        <w:r>
+          <w:rPr>
+            <w:rStyle w:val="affb"/>
+            <w:rFonts w:hint="eastAsia"/>
+            <w:noProof/>
+          </w:rPr>
+          <w:t>二、送出後的結果訊息</w:t>
+        </w:r>
+        <w:r>
+          <w:rPr>
+            <w:noProof/>
+            <w:webHidden/>
+          </w:rPr>
+          <w:tab/>
+        </w:r>
+        <w:r>
+          <w:rPr>
+            <w:noProof/>
+            <w:webHidden/>
+          </w:rPr>
+          <w:fldChar w:fldCharType="begin"/>
+        </w:r>
+        <w:r>
+          <w:rPr>
+            <w:noProof/>
+            <w:webHidden/>
+          </w:rPr>
+          <w:instrText xml:space="preserve"> PAGEREF _Toc243386632 \h </w:instrText>
+        </w:r>
+        <w:r>
+          <w:rPr>
+            <w:noProof/>
+            <w:webHidden/>
+          </w:rPr>
+        </w:r>
+        <w:r>
+          <w:rPr>
+            <w:noProof/>
+            <w:webHidden/>
+          </w:rPr>
+          <w:fldChar w:fldCharType="separate"/>
+        </w:r>
+        <w:r>
+          <w:rPr>
+            <w:noProof/>
+            <w:webHidden/>
+          </w:rPr>
+          <w:t>5</w:t>
+        </w:r>
+        <w:r>
+          <w:rPr>
+            <w:noProof/>
+            <w:webHidden/>
+          </w:rPr>
+          <w:fldChar w:fldCharType="end"/>
+        </w:r>
+      </w:hyperlink>
+    </w:p>
+    <w:p>
+      <w:pPr>
+        <w:pStyle w:val="2a"/>
+        <w:tabs>
+          <w:tab w:val="right" w:leader="dot" w:pos="9350"/>
+        </w:tabs>
+        <w:rPr>
+          <w:rFonts w:asciiTheme="minorHAnsi" w:eastAsiaTheme="minorEastAsia" w:hAnsiTheme="minorHAnsi" w:cstheme="minorBidi"/>
+          <w:noProof/>
+          <w:color w:val="auto"/>
+          <w:kern w:val="2"/>
+          <w:szCs w:val="22"/>
+        </w:rPr>
+      </w:pPr>
+      <w:hyperlink w:anchor="_Toc243386633" w:history="1">
+        <w:r>
+          <w:rPr>
+            <w:rStyle w:val="affb"/>
+            <w:rFonts w:hint="eastAsia"/>
+            <w:noProof/>
+          </w:rPr>
+          <w:t>三、其他情況</w:t>
+        </w:r>
+        <w:r>
+          <w:rPr>
+            <w:noProof/>
+            <w:webHidden/>
+          </w:rPr>
+          <w:tab/>
+        </w:r>
+        <w:r>
+          <w:rPr>
+            <w:noProof/>
+            <w:webHidden/>
+          </w:rPr>
+          <w:fldChar w:fldCharType="begin"/>
+        </w:r>
+        <w:r>
+          <w:rPr>
+            <w:noProof/>
+            <w:webHidden/>
+          </w:rPr>
+          <w:instrText xml:space="preserve"> PAGEREF _Toc243386633 \h </w:instrText>
+        </w:r>
+        <w:r>
+          <w:rPr>
+            <w:noProof/>
+            <w:webHidden/>
+          </w:rPr>
+        </w:r>
+        <w:r>
+          <w:rPr>
+            <w:noProof/>
+            <w:webHidden/>
+          </w:rPr>
+          <w:fldChar w:fldCharType="separate"/>
+        </w:r>
+        <w:r>
+          <w:rPr>
+            <w:noProof/>
+            <w:webHidden/>
+          </w:rPr>
+          <w:t>5</w:t>
+        </w:r>
+        <w:r>
+          <w:rPr>
+            <w:noProof/>
+            <w:webHidden/>
+          </w:rPr>
+          <w:fldChar w:fldCharType="end"/>
+        </w:r>
+      </w:hyperlink>
+    </w:p>
+    <w:p>
+      <w:r>
         <w:fldChar w:fldCharType="end"/>
       </w:r>
     </w:p>
     <w:p>
       <w:pPr>
         <w:sectPr>
-          <w:footerReference w:type="default" r:id="rId8"/>
           <w:pgSz w:w="12240" w:h="15840"/>
           <w:pgMar w:top="1440" w:right="1440" w:bottom="1440" w:left="1440" w:header="720" w:footer="720" w:gutter="0"/>
           <w:cols w:space="720"/>
@@ -458,20 +1324,26 @@
       <w:pPr>
         <w:pStyle w:val="1"/>
       </w:pPr>
+      <w:bookmarkStart w:id="1" w:name="_Toc243386623"/>
       <w:r>
+        <w:lastRenderedPageBreak/>
         <w:t>壹、作業說明</w:t>
       </w:r>
+      <w:bookmarkEnd w:id="1"/>
     </w:p>
     <w:p>
       <w:pPr>
         <w:pStyle w:val="2"/>
       </w:pPr>
+      <w:bookmarkStart w:id="2" w:name="_Toc243386624"/>
       <w:r>
         <w:t>一、使用情境</w:t>
       </w:r>
+      <w:bookmarkEnd w:id="2"/>
     </w:p>
     <w:p>
       <w:pPr>
+        <w:keepNext/>
         <w:ind w:firstLine="482"/>
       </w:pPr>
       <w:r>
@@ -496,7 +1368,13 @@
         </w:numPr>
       </w:pPr>
       <w:r>
-        <w:t>於登入畫面填寫 Email 與姓名，系統寄出驗證信</w:t>
+        <w:t>於登入畫面填寫</w:t>
+      </w:r>
+      <w:r>
+        <w:t xml:space="preserve"> Email </w:t>
+      </w:r>
+      <w:r>
+        <w:t>與姓名，系統寄出驗證信</w:t>
       </w:r>
     </w:p>
     <w:p>
@@ -542,7 +1420,25 @@
         <w:t>學員</w:t>
       </w:r>
       <w:r>
-        <w:t>角色，可使用 ET03 我的課程與 ET04 核可查詢。其他角色（教師、教育訓練或文件管理的各類角色）須由管理者於 DP02 權限管理開通。</w:t>
+        <w:t>角色，可使用</w:t>
+      </w:r>
+      <w:r>
+        <w:t xml:space="preserve"> ET03 </w:t>
+      </w:r>
+      <w:r>
+        <w:t>我的課程與</w:t>
+      </w:r>
+      <w:r>
+        <w:t xml:space="preserve"> ET04 </w:t>
+      </w:r>
+      <w:r>
+        <w:t>核可查詢。其他角色（教師、教育訓練或文件管理的各類角色）須由管理者於</w:t>
+      </w:r>
+      <w:r>
+        <w:t xml:space="preserve"> DP02 </w:t>
+      </w:r>
+      <w:r>
+        <w:t>權限管理開通。</w:t>
       </w:r>
     </w:p>
     <w:p>
@@ -550,16 +1446,24 @@
         <w:ind w:firstLine="482"/>
       </w:pPr>
       <w:r>
-        <w:t>由管理者於 DP01 使用者管理建立的帳號，會收到另一封「帳號邀請」信，依信中連結設定密碼即可，不需再自行註冊。</w:t>
+        <w:t>由管理者於</w:t>
+      </w:r>
+      <w:r>
+        <w:t xml:space="preserve"> DP01 </w:t>
+      </w:r>
+      <w:r>
+        <w:t>使用者管理建立的帳號，會收到另一封「帳號邀請」信，依信中連結設定密碼即可，不需再自行註冊。</w:t>
       </w:r>
     </w:p>
     <w:p>
       <w:pPr>
         <w:pStyle w:val="2"/>
       </w:pPr>
+      <w:bookmarkStart w:id="3" w:name="_Toc243386625"/>
       <w:r>
         <w:t>二、進入路徑</w:t>
       </w:r>
+      <w:bookmarkEnd w:id="3"/>
     </w:p>
     <w:p>
       <w:pPr>
@@ -573,17 +1477,22 @@
       <w:pPr>
         <w:pStyle w:val="1"/>
       </w:pPr>
+      <w:bookmarkStart w:id="4" w:name="_Toc243386626"/>
       <w:r>
+        <w:lastRenderedPageBreak/>
         <w:t>貳、操作說明</w:t>
       </w:r>
+      <w:bookmarkEnd w:id="4"/>
     </w:p>
     <w:p>
       <w:pPr>
         <w:pStyle w:val="2"/>
       </w:pPr>
+      <w:bookmarkStart w:id="5" w:name="_Toc243386627"/>
       <w:r>
         <w:t>一、填寫註冊資料</w:t>
       </w:r>
+      <w:bookmarkEnd w:id="5"/>
     </w:p>
     <w:p>
       <w:pPr>
@@ -606,7 +1515,19 @@
         </w:numPr>
       </w:pPr>
       <w:r>
-        <w:t>於「帳號（Email）」輸入本人的 Email，日後登入、重設密碼與各類通知皆使用此信箱</w:t>
+        <w:t>於「帳號（</w:t>
+      </w:r>
+      <w:r>
+        <w:t>Email</w:t>
+      </w:r>
+      <w:r>
+        <w:t>）」輸入本人的</w:t>
+      </w:r>
+      <w:r>
+        <w:t xml:space="preserve"> Email</w:t>
+      </w:r>
+      <w:r>
+        <w:t>，日後登入、重設密碼與各類通知皆使用此信箱</w:t>
       </w:r>
     </w:p>
     <w:p>
@@ -637,26 +1558,29 @@
       <w:pPr>
         <w:keepNext/>
         <w:spacing w:before="160" w:after="40"/>
-        <w:ind w:left="0" w:firstLine="0"/>
         <w:jc w:val="center"/>
       </w:pPr>
       <w:r>
+        <w:rPr>
+          <w:noProof/>
+        </w:rPr>
         <w:drawing>
-          <wp:inline xmlns:a="http://schemas.openxmlformats.org/drawingml/2006/main" xmlns:pic="http://schemas.openxmlformats.org/drawingml/2006/picture">
-            <wp:extent cx="5580000" cy="6110100"/>
+          <wp:inline distT="0" distB="0" distL="0" distR="0">
+            <wp:extent cx="5072727" cy="5554636"/>
+            <wp:effectExtent l="0" t="0" r="0" b="0"/>
             <wp:docPr id="1" name="Picture 1"/>
             <wp:cNvGraphicFramePr>
-              <a:graphicFrameLocks noChangeAspect="1"/>
+              <a:graphicFrameLocks xmlns:a="http://schemas.openxmlformats.org/drawingml/2006/main" noChangeAspect="1"/>
             </wp:cNvGraphicFramePr>
-            <a:graphic>
+            <a:graphic xmlns:a="http://schemas.openxmlformats.org/drawingml/2006/main">
               <a:graphicData uri="http://schemas.openxmlformats.org/drawingml/2006/picture">
-                <pic:pic>
+                <pic:pic xmlns:pic="http://schemas.openxmlformats.org/drawingml/2006/picture">
                   <pic:nvPicPr>
                     <pic:cNvPr id="0" name="dp08-01.png"/>
                     <pic:cNvPicPr/>
                   </pic:nvPicPr>
                   <pic:blipFill>
-                    <a:blip r:embed="rId9"/>
+                    <a:blip r:embed="rId8"/>
                     <a:stretch>
                       <a:fillRect/>
                     </a:stretch>
@@ -664,9 +1588,11 @@
                   <pic:spPr>
                     <a:xfrm>
                       <a:off x="0" y="0"/>
-                      <a:ext cx="5580000" cy="6110100"/>
+                      <a:ext cx="5072727" cy="5554636"/>
                     </a:xfrm>
-                    <a:prstGeom prst="rect"/>
+                    <a:prstGeom prst="rect">
+                      <a:avLst/>
+                    </a:prstGeom>
                   </pic:spPr>
                 </pic:pic>
               </a:graphicData>
@@ -678,7 +1604,6 @@
     <w:p>
       <w:pPr>
         <w:spacing w:after="160"/>
-        <w:ind w:firstLine="0"/>
         <w:jc w:val="center"/>
       </w:pPr>
       <w:r>
@@ -686,7 +1611,21 @@
           <w:color w:val="404040"/>
           <w:sz w:val="20"/>
         </w:rPr>
-        <w:t>於「註冊」頁籤填入 Email 與姓名，表單沒有密碼欄位，按鈕下方說明需點信中連結設定密碼才能登入</w:t>
+        <w:t>於「註冊」頁籤填入</w:t>
+      </w:r>
+      <w:r>
+        <w:rPr>
+          <w:color w:val="404040"/>
+          <w:sz w:val="20"/>
+        </w:rPr>
+        <w:t xml:space="preserve"> Email </w:t>
+      </w:r>
+      <w:r>
+        <w:rPr>
+          <w:color w:val="404040"/>
+          <w:sz w:val="20"/>
+        </w:rPr>
+        <w:t>與姓名，表單沒有密碼欄位，按鈕下方說明需點信中連結設定密碼才能登入</w:t>
       </w:r>
     </w:p>
     <w:p>
@@ -694,7 +1633,19 @@
         <w:ind w:firstLine="482"/>
       </w:pPr>
       <w:r>
-        <w:t>送出後畫面顯示「驗證信已寄至 ……，請於 30 分鐘內點信中連結設定密碼以完成註冊。」此時帳號</w:t>
+        <w:t>送出後畫面顯示「驗證信已寄至</w:t>
+      </w:r>
+      <w:r>
+        <w:t xml:space="preserve"> ……</w:t>
+      </w:r>
+      <w:r>
+        <w:t>，請於</w:t>
+      </w:r>
+      <w:r>
+        <w:t xml:space="preserve"> 30 </w:t>
+      </w:r>
+      <w:r>
+        <w:t>分鐘內點信中連結設定密碼以完成註冊。」此時帳號</w:t>
       </w:r>
       <w:r>
         <w:rPr>
@@ -710,26 +1661,30 @@
       <w:pPr>
         <w:keepNext/>
         <w:spacing w:before="160" w:after="40"/>
-        <w:ind w:left="0" w:firstLine="0"/>
         <w:jc w:val="center"/>
       </w:pPr>
       <w:r>
+        <w:rPr>
+          <w:noProof/>
+        </w:rPr>
+        <w:lastRenderedPageBreak/>
         <w:drawing>
-          <wp:inline xmlns:a="http://schemas.openxmlformats.org/drawingml/2006/main" xmlns:pic="http://schemas.openxmlformats.org/drawingml/2006/picture">
-            <wp:extent cx="5580000" cy="5217300"/>
+          <wp:inline distT="0" distB="0" distL="0" distR="0">
+            <wp:extent cx="5072727" cy="4743000"/>
+            <wp:effectExtent l="0" t="0" r="0" b="0"/>
             <wp:docPr id="2" name="Picture 2"/>
             <wp:cNvGraphicFramePr>
-              <a:graphicFrameLocks noChangeAspect="1"/>
+              <a:graphicFrameLocks xmlns:a="http://schemas.openxmlformats.org/drawingml/2006/main" noChangeAspect="1"/>
             </wp:cNvGraphicFramePr>
-            <a:graphic>
+            <a:graphic xmlns:a="http://schemas.openxmlformats.org/drawingml/2006/main">
               <a:graphicData uri="http://schemas.openxmlformats.org/drawingml/2006/picture">
-                <pic:pic>
+                <pic:pic xmlns:pic="http://schemas.openxmlformats.org/drawingml/2006/picture">
                   <pic:nvPicPr>
                     <pic:cNvPr id="0" name="dp08-02.png"/>
                     <pic:cNvPicPr/>
                   </pic:nvPicPr>
                   <pic:blipFill>
-                    <a:blip r:embed="rId10"/>
+                    <a:blip r:embed="rId9"/>
                     <a:stretch>
                       <a:fillRect/>
                     </a:stretch>
@@ -737,9 +1692,11 @@
                   <pic:spPr>
                     <a:xfrm>
                       <a:off x="0" y="0"/>
-                      <a:ext cx="5580000" cy="5217300"/>
+                      <a:ext cx="5072727" cy="4743000"/>
                     </a:xfrm>
-                    <a:prstGeom prst="rect"/>
+                    <a:prstGeom prst="rect">
+                      <a:avLst/>
+                    </a:prstGeom>
                   </pic:spPr>
                 </pic:pic>
               </a:graphicData>
@@ -751,7 +1708,6 @@
     <w:p>
       <w:pPr>
         <w:spacing w:after="160"/>
-        <w:ind w:firstLine="0"/>
         <w:jc w:val="center"/>
       </w:pPr>
       <w:r>
@@ -759,16 +1715,46 @@
           <w:color w:val="404040"/>
           <w:sz w:val="20"/>
         </w:rPr>
-        <w:t>按「建立帳號」後，顯示驗證信已寄至所填的 Email，下方「重寄驗證信」按鈕開始 10 分鐘倒數</w:t>
+        <w:t>按「建立帳號」後，顯示驗證信已寄至所填的</w:t>
+      </w:r>
+      <w:r>
+        <w:rPr>
+          <w:color w:val="404040"/>
+          <w:sz w:val="20"/>
+        </w:rPr>
+        <w:t xml:space="preserve"> Email</w:t>
+      </w:r>
+      <w:r>
+        <w:rPr>
+          <w:color w:val="404040"/>
+          <w:sz w:val="20"/>
+        </w:rPr>
+        <w:t>，下方「重寄驗證信」按鈕開始</w:t>
+      </w:r>
+      <w:r>
+        <w:rPr>
+          <w:color w:val="404040"/>
+          <w:sz w:val="20"/>
+        </w:rPr>
+        <w:t xml:space="preserve"> 10 </w:t>
+      </w:r>
+      <w:r>
+        <w:rPr>
+          <w:color w:val="404040"/>
+          <w:sz w:val="20"/>
+        </w:rPr>
+        <w:t>分鐘倒數</w:t>
       </w:r>
     </w:p>
     <w:p>
       <w:pPr>
         <w:pStyle w:val="2"/>
       </w:pPr>
+      <w:bookmarkStart w:id="6" w:name="_Toc243386628"/>
       <w:r>
         <w:t>二、重寄驗證信</w:t>
       </w:r>
+      <w:bookmarkEnd w:id="6"/>
     </w:p>
     <w:p>
       <w:pPr>
@@ -783,20 +1769,44 @@
         <w:pStyle w:val="af0"/>
         <w:numPr>
           <w:ilvl w:val="0"/>
-          <w:numId w:val="900"/>
+          <w:numId w:val="37"/>
         </w:numPr>
       </w:pPr>
       <w:r>
-        <w:t xml:space="preserve">同一個 Email </w:t>
+        <w:t>同一個</w:t>
+      </w:r>
+      <w:r>
+        <w:t xml:space="preserve"> Email </w:t>
       </w:r>
       <w:r>
         <w:rPr>
           <w:b/>
         </w:rPr>
-        <w:t>每 10 分鐘只能寄送一次</w:t>
+        <w:t>每</w:t>
       </w:r>
       <w:r>
-        <w:t>，送出註冊當下即開始計算。冷卻期間按鈕顯示剩餘時間（例如「重寄驗證信（9:59 後）」）且無法按，倒數結束即可再按</w:t>
+        <w:rPr>
+          <w:b/>
+        </w:rPr>
+        <w:t xml:space="preserve"> 10 </w:t>
+      </w:r>
+      <w:r>
+        <w:rPr>
+          <w:b/>
+        </w:rPr>
+        <w:t>分鐘只能寄送一次</w:t>
+      </w:r>
+      <w:r>
+        <w:t>，送出註冊當下即開始計算。冷卻期間按鈕顯示剩餘時間（例如「重寄驗證信（</w:t>
+      </w:r>
+      <w:r>
+        <w:t xml:space="preserve">9:59 </w:t>
+      </w:r>
+      <w:r>
+        <w:t>後</w:t>
+      </w:r>
+      <w:r>
+        <w:t>）」）且無法按，倒數結束即可再按</w:t>
       </w:r>
     </w:p>
     <w:p>
@@ -804,7 +1814,7 @@
         <w:pStyle w:val="af0"/>
         <w:numPr>
           <w:ilvl w:val="0"/>
-          <w:numId w:val="900"/>
+          <w:numId w:val="37"/>
         </w:numPr>
       </w:pPr>
       <w:r>
@@ -825,20 +1835,32 @@
         <w:pStyle w:val="af0"/>
         <w:numPr>
           <w:ilvl w:val="0"/>
-          <w:numId w:val="900"/>
+          <w:numId w:val="37"/>
         </w:numPr>
       </w:pPr>
       <w:r>
-        <w:t>已關閉註冊畫面者，可於登入畫面以該 Email 登入，出現「帳號或密碼錯誤」時按訊息下方的「重寄驗證信」</w:t>
+        <w:t>已關閉註冊畫面者，可於登入畫面以該</w:t>
+      </w:r>
+      <w:r>
+        <w:t xml:space="preserve"> Email </w:t>
+      </w:r>
+      <w:r>
+        <w:t>登入，出現「帳號或密碼錯誤」時按訊息下方的「重寄驗證信」</w:t>
       </w:r>
     </w:p>
     <w:p>
       <w:pPr>
         <w:spacing w:before="80" w:after="80"/>
-        <w:ind w:left="283" w:firstLine="0"/>
+        <w:ind w:left="283"/>
       </w:pPr>
       <w:r>
-        <w:t>注意：驗證信的連結有效時間為 30 分鐘。超過時間才點連結者，需回到「註冊」頁籤</w:t>
+        <w:t>注意：驗證信的連結有效時間為</w:t>
+      </w:r>
+      <w:r>
+        <w:t xml:space="preserve"> 30 </w:t>
+      </w:r>
+      <w:r>
+        <w:t>分鐘。超過時間才點連結者，需回到「註冊」頁籤</w:t>
       </w:r>
       <w:r>
         <w:rPr>
@@ -854,9 +1876,11 @@
       <w:pPr>
         <w:pStyle w:val="2"/>
       </w:pPr>
+      <w:bookmarkStart w:id="7" w:name="_Toc243386629"/>
       <w:r>
         <w:t>三、設定密碼並啟用帳號</w:t>
       </w:r>
+      <w:bookmarkEnd w:id="7"/>
     </w:p>
     <w:p>
       <w:pPr>
@@ -879,7 +1903,19 @@
         </w:numPr>
       </w:pPr>
       <w:r>
-        <w:t>於「設定密碼」與「確認密碼」輸入同一組密碼。規則列於欄位下方：至少 8 字元，含大小寫英文、數字、特殊符號中至少 3 種</w:t>
+        <w:t>於「設定密碼」與「確認密碼」輸入同一組密碼。規則列於欄位下方：至少</w:t>
+      </w:r>
+      <w:r>
+        <w:t xml:space="preserve"> 8 </w:t>
+      </w:r>
+      <w:r>
+        <w:t>字元，含大小寫英文、數字、特殊符號中至少</w:t>
+      </w:r>
+      <w:r>
+        <w:t xml:space="preserve"> 3 </w:t>
+      </w:r>
+      <w:r>
+        <w:t>種</w:t>
       </w:r>
     </w:p>
     <w:p>
@@ -891,6 +1927,7 @@
         </w:numPr>
       </w:pPr>
       <w:r>
+        <w:lastRenderedPageBreak/>
         <w:t>按「設定密碼並啟用」</w:t>
       </w:r>
     </w:p>
@@ -898,26 +1935,29 @@
       <w:pPr>
         <w:keepNext/>
         <w:spacing w:before="160" w:after="40"/>
-        <w:ind w:left="0" w:firstLine="0"/>
         <w:jc w:val="center"/>
       </w:pPr>
       <w:r>
+        <w:rPr>
+          <w:noProof/>
+        </w:rPr>
         <w:drawing>
-          <wp:inline xmlns:a="http://schemas.openxmlformats.org/drawingml/2006/main" xmlns:pic="http://schemas.openxmlformats.org/drawingml/2006/picture">
+          <wp:inline distT="0" distB="0" distL="0" distR="0">
             <wp:extent cx="5580000" cy="4692273"/>
+            <wp:effectExtent l="0" t="0" r="0" b="0"/>
             <wp:docPr id="3" name="Picture 3"/>
             <wp:cNvGraphicFramePr>
-              <a:graphicFrameLocks noChangeAspect="1"/>
+              <a:graphicFrameLocks xmlns:a="http://schemas.openxmlformats.org/drawingml/2006/main" noChangeAspect="1"/>
             </wp:cNvGraphicFramePr>
-            <a:graphic>
+            <a:graphic xmlns:a="http://schemas.openxmlformats.org/drawingml/2006/main">
               <a:graphicData uri="http://schemas.openxmlformats.org/drawingml/2006/picture">
-                <pic:pic>
+                <pic:pic xmlns:pic="http://schemas.openxmlformats.org/drawingml/2006/picture">
                   <pic:nvPicPr>
                     <pic:cNvPr id="0" name="dp08-03.png"/>
                     <pic:cNvPicPr/>
                   </pic:nvPicPr>
                   <pic:blipFill>
-                    <a:blip r:embed="rId11"/>
+                    <a:blip r:embed="rId10"/>
                     <a:stretch>
                       <a:fillRect/>
                     </a:stretch>
@@ -927,7 +1967,9 @@
                       <a:off x="0" y="0"/>
                       <a:ext cx="5580000" cy="4692273"/>
                     </a:xfrm>
-                    <a:prstGeom prst="rect"/>
+                    <a:prstGeom prst="rect">
+                      <a:avLst/>
+                    </a:prstGeom>
                   </pic:spPr>
                 </pic:pic>
               </a:graphicData>
@@ -939,7 +1981,6 @@
     <w:p>
       <w:pPr>
         <w:spacing w:after="160"/>
-        <w:ind w:firstLine="0"/>
         <w:jc w:val="center"/>
       </w:pPr>
       <w:r>
@@ -959,7 +2000,13 @@
         </w:numPr>
       </w:pPr>
       <w:r>
-        <w:t>畫面顯示「帳號已啟用，請以新密碼登入」，點「前往登入」，以 Email 與剛設定的密碼登入</w:t>
+        <w:t>畫面顯示「帳號已啟用，請以新密碼登入」，點「前往登入」，以</w:t>
+      </w:r>
+      <w:r>
+        <w:t xml:space="preserve"> Email </w:t>
+      </w:r>
+      <w:r>
+        <w:t>與剛設定的密碼登入</w:t>
       </w:r>
     </w:p>
     <w:p>
@@ -974,41 +2021,43 @@
       <w:pPr>
         <w:pStyle w:val="1"/>
       </w:pPr>
+      <w:bookmarkStart w:id="8" w:name="_Toc243386630"/>
       <w:r>
+        <w:lastRenderedPageBreak/>
         <w:t>參、常見訊息與處置</w:t>
       </w:r>
+      <w:bookmarkEnd w:id="8"/>
     </w:p>
     <w:p>
       <w:pPr>
         <w:pStyle w:val="2"/>
       </w:pPr>
+      <w:bookmarkStart w:id="9" w:name="_Toc243386631"/>
       <w:r>
         <w:t>一、被擋下（動作沒有完成）</w:t>
       </w:r>
+      <w:bookmarkEnd w:id="9"/>
     </w:p>
     <w:tbl>
       <w:tblPr>
         <w:tblStyle w:val="aff2"/>
-        <w:tblW w:type="auto" w:w="0"/>
+        <w:tblW w:w="0" w:type="auto"/>
         <w:tblLayout w:type="fixed"/>
-        <w:tblLook w:firstColumn="1" w:firstRow="1" w:lastColumn="0" w:lastRow="0" w:noHBand="0" w:noVBand="1" w:val="04A0"/>
-        <w:tblLayout w:type="fixed"/>
+        <w:tblLook w:val="04A0" w:firstRow="1" w:lastRow="0" w:firstColumn="1" w:lastColumn="0" w:noHBand="0" w:noVBand="1"/>
       </w:tblPr>
       <w:tblGrid>
-        <w:gridCol w:w="4680"/>
-        <w:gridCol w:w="4680"/>
+        <w:gridCol w:w="3753"/>
+        <w:gridCol w:w="5607"/>
       </w:tblGrid>
       <w:tr>
         <w:tc>
           <w:tcPr>
-            <w:tcW w:type="dxa" w:w="3753"/>
+            <w:tcW w:w="3753" w:type="dxa"/>
           </w:tcPr>
           <w:p>
-            <w:r>
-              <w:rPr>
-                <w:b/>
-              </w:rPr>
-            </w:r>
+            <w:pPr>
+              <w:spacing w:before="60" w:after="60"/>
+            </w:pPr>
             <w:r>
               <w:rPr>
                 <w:b/>
@@ -1019,14 +2068,12 @@
         </w:tc>
         <w:tc>
           <w:tcPr>
-            <w:tcW w:type="dxa" w:w="5607"/>
+            <w:tcW w:w="5607" w:type="dxa"/>
           </w:tcPr>
           <w:p>
-            <w:r>
-              <w:rPr>
-                <w:b/>
-              </w:rPr>
-            </w:r>
+            <w:pPr>
+              <w:spacing w:before="60" w:after="60"/>
+            </w:pPr>
             <w:r>
               <w:rPr>
                 <w:b/>
@@ -1039,23 +2086,48 @@
       <w:tr>
         <w:tc>
           <w:tcPr>
-            <w:tcW w:type="dxa" w:w="3753"/>
+            <w:tcW w:w="3753" w:type="dxa"/>
           </w:tcPr>
           <w:p>
-            <w:r/>
+            <w:pPr>
+              <w:spacing w:before="60" w:after="60"/>
+            </w:pPr>
             <w:r>
-              <w:t>「此 Email 已有帳號或進行中的啟用程序。……」</w:t>
+              <w:t>「此</w:t>
+            </w:r>
+            <w:r>
+              <w:t xml:space="preserve"> Email </w:t>
+            </w:r>
+            <w:r>
+              <w:t>已有帳號或進行中的啟用程序。</w:t>
+            </w:r>
+            <w:r>
+              <w:t>……</w:t>
+            </w:r>
+            <w:r>
+              <w:t>」</w:t>
             </w:r>
           </w:p>
         </w:tc>
         <w:tc>
           <w:tcPr>
-            <w:tcW w:type="dxa" w:w="5607"/>
+            <w:tcW w:w="5607" w:type="dxa"/>
           </w:tcPr>
           <w:p>
-            <w:r/>
+            <w:pPr>
+              <w:spacing w:before="60" w:after="60"/>
+            </w:pPr>
             <w:r>
-              <w:t>此 Email 已註冊完成。請直接登入，忘記密碼可用「忘記密碼？」重設</w:t>
+              <w:t>此</w:t>
+            </w:r>
+            <w:r>
+              <w:t xml:space="preserve"> Email </w:t>
+            </w:r>
+            <w:r>
+              <w:t>已註冊完成。請直接登入，忘記密碼可用「忘記密碼？</w:t>
+            </w:r>
+            <w:r>
+              <w:t>」重設</w:t>
             </w:r>
           </w:p>
         </w:tc>
@@ -1063,10 +2135,12 @@
       <w:tr>
         <w:tc>
           <w:tcPr>
-            <w:tcW w:type="dxa" w:w="3753"/>
+            <w:tcW w:w="3753" w:type="dxa"/>
           </w:tcPr>
           <w:p>
-            <w:r/>
+            <w:pPr>
+              <w:spacing w:before="60" w:after="60"/>
+            </w:pPr>
             <w:r>
               <w:t>「操作過於頻繁，請稍後再試」</w:t>
             </w:r>
@@ -1074,12 +2148,23 @@
         </w:tc>
         <w:tc>
           <w:tcPr>
-            <w:tcW w:type="dxa" w:w="5607"/>
+            <w:tcW w:w="5607" w:type="dxa"/>
           </w:tcPr>
           <w:p>
-            <w:r/>
+            <w:pPr>
+              <w:spacing w:before="60" w:after="60"/>
+            </w:pPr>
             <w:r>
-              <w:t>10 分鐘內已從此處對同一個 Email 送出過註冊。請先至信箱找最近寄出的那封，或等候按鈕倒數結束後再試</w:t>
+              <w:t xml:space="preserve">10 </w:t>
+            </w:r>
+            <w:r>
+              <w:t>分鐘內已從此處對同一個</w:t>
+            </w:r>
+            <w:r>
+              <w:t xml:space="preserve"> Email </w:t>
+            </w:r>
+            <w:r>
+              <w:t>送出過註冊。請先至信箱找最近寄出的那封，或等候按鈕倒數結束後再試</w:t>
             </w:r>
           </w:p>
         </w:tc>
@@ -1087,10 +2172,12 @@
       <w:tr>
         <w:tc>
           <w:tcPr>
-            <w:tcW w:type="dxa" w:w="3753"/>
+            <w:tcW w:w="3753" w:type="dxa"/>
           </w:tcPr>
           <w:p>
-            <w:r/>
+            <w:pPr>
+              <w:spacing w:before="60" w:after="60"/>
+            </w:pPr>
             <w:r>
               <w:t>「驗證連結無效」</w:t>
             </w:r>
@@ -1098,10 +2185,12 @@
         </w:tc>
         <w:tc>
           <w:tcPr>
-            <w:tcW w:type="dxa" w:w="5607"/>
+            <w:tcW w:w="5607" w:type="dxa"/>
           </w:tcPr>
           <w:p>
-            <w:r/>
+            <w:pPr>
+              <w:spacing w:before="60" w:after="60"/>
+            </w:pPr>
             <w:r>
               <w:t>連結不完整或已被更新的連結取代。請使用最新一封驗證信中的連結；仍無效者回到「註冊」頁籤重新送出</w:t>
             </w:r>
@@ -1111,10 +2200,12 @@
       <w:tr>
         <w:tc>
           <w:tcPr>
-            <w:tcW w:type="dxa" w:w="3753"/>
+            <w:tcW w:w="3753" w:type="dxa"/>
           </w:tcPr>
           <w:p>
-            <w:r/>
+            <w:pPr>
+              <w:spacing w:before="60" w:after="60"/>
+            </w:pPr>
             <w:r>
               <w:t>「驗證連結已失效，請重新申請」</w:t>
             </w:r>
@@ -1122,12 +2213,26 @@
         </w:tc>
         <w:tc>
           <w:tcPr>
-            <w:tcW w:type="dxa" w:w="5607"/>
+            <w:tcW w:w="5607" w:type="dxa"/>
           </w:tcPr>
           <w:p>
-            <w:r/>
+            <w:pPr>
+              <w:spacing w:before="60" w:after="60"/>
+            </w:pPr>
             <w:r>
-              <w:t>連結已超過 30 分鐘。回到「註冊」頁籤重新填寫並送出，再於 30 分鐘內完成設定密碼</w:t>
+              <w:t>連結已超過</w:t>
+            </w:r>
+            <w:r>
+              <w:t xml:space="preserve"> 30 </w:t>
+            </w:r>
+            <w:r>
+              <w:t>分鐘。回到「註冊」頁籤重新填寫並送出，再於</w:t>
+            </w:r>
+            <w:r>
+              <w:t xml:space="preserve"> 30 </w:t>
+            </w:r>
+            <w:r>
+              <w:t>分鐘內完成設定密碼</w:t>
             </w:r>
           </w:p>
         </w:tc>
@@ -1135,10 +2240,12 @@
       <w:tr>
         <w:tc>
           <w:tcPr>
-            <w:tcW w:type="dxa" w:w="3753"/>
+            <w:tcW w:w="3753" w:type="dxa"/>
           </w:tcPr>
           <w:p>
-            <w:r/>
+            <w:pPr>
+              <w:spacing w:before="60" w:after="60"/>
+            </w:pPr>
             <w:r>
               <w:t>「兩次輸入之密碼不一致」</w:t>
             </w:r>
@@ -1146,10 +2253,12 @@
         </w:tc>
         <w:tc>
           <w:tcPr>
-            <w:tcW w:type="dxa" w:w="5607"/>
+            <w:tcW w:w="5607" w:type="dxa"/>
           </w:tcPr>
           <w:p>
-            <w:r/>
+            <w:pPr>
+              <w:spacing w:before="60" w:after="60"/>
+            </w:pPr>
             <w:r>
               <w:t>「設定密碼」與「確認密碼」需輸入相同內容</w:t>
             </w:r>
@@ -1159,10 +2268,12 @@
       <w:tr>
         <w:tc>
           <w:tcPr>
-            <w:tcW w:type="dxa" w:w="3753"/>
+            <w:tcW w:w="3753" w:type="dxa"/>
           </w:tcPr>
           <w:p>
-            <w:r/>
+            <w:pPr>
+              <w:spacing w:before="60" w:after="60"/>
+            </w:pPr>
             <w:r>
               <w:t>密碼長度或字元種類不足之提示</w:t>
             </w:r>
@@ -1170,12 +2281,26 @@
         </w:tc>
         <w:tc>
           <w:tcPr>
-            <w:tcW w:type="dxa" w:w="5607"/>
+            <w:tcW w:w="5607" w:type="dxa"/>
           </w:tcPr>
           <w:p>
-            <w:r/>
+            <w:pPr>
+              <w:spacing w:before="60" w:after="60"/>
+            </w:pPr>
             <w:r>
-              <w:t>依欄位下方的規則重新設定：至少 8 字元，含大小寫英文、數字、特殊符號中至少 3 種</w:t>
+              <w:t>依欄位下方的規則重新設定：至少</w:t>
+            </w:r>
+            <w:r>
+              <w:t xml:space="preserve"> 8 </w:t>
+            </w:r>
+            <w:r>
+              <w:t>字元，含大小寫英文、數字、特殊符號中至少</w:t>
+            </w:r>
+            <w:r>
+              <w:t xml:space="preserve"> 3 </w:t>
+            </w:r>
+            <w:r>
+              <w:t>種</w:t>
             </w:r>
           </w:p>
         </w:tc>
@@ -1185,33 +2310,32 @@
       <w:pPr>
         <w:pStyle w:val="2"/>
       </w:pPr>
+      <w:bookmarkStart w:id="10" w:name="_Toc243386632"/>
       <w:r>
         <w:t>二、送出後的結果訊息</w:t>
       </w:r>
+      <w:bookmarkEnd w:id="10"/>
     </w:p>
     <w:tbl>
       <w:tblPr>
         <w:tblStyle w:val="aff2"/>
-        <w:tblW w:type="auto" w:w="0"/>
+        <w:tblW w:w="0" w:type="auto"/>
         <w:tblLayout w:type="fixed"/>
-        <w:tblLook w:firstColumn="1" w:firstRow="1" w:lastColumn="0" w:lastRow="0" w:noHBand="0" w:noVBand="1" w:val="04A0"/>
-        <w:tblLayout w:type="fixed"/>
+        <w:tblLook w:val="04A0" w:firstRow="1" w:lastRow="0" w:firstColumn="1" w:lastColumn="0" w:noHBand="0" w:noVBand="1"/>
       </w:tblPr>
       <w:tblGrid>
-        <w:gridCol w:w="4680"/>
-        <w:gridCol w:w="4680"/>
+        <w:gridCol w:w="4237"/>
+        <w:gridCol w:w="5123"/>
       </w:tblGrid>
       <w:tr>
         <w:tc>
           <w:tcPr>
-            <w:tcW w:type="dxa" w:w="4237"/>
+            <w:tcW w:w="4237" w:type="dxa"/>
           </w:tcPr>
           <w:p>
-            <w:r>
-              <w:rPr>
-                <w:b/>
-              </w:rPr>
-            </w:r>
+            <w:pPr>
+              <w:spacing w:before="60" w:after="60"/>
+            </w:pPr>
             <w:r>
               <w:rPr>
                 <w:b/>
@@ -1222,14 +2346,12 @@
         </w:tc>
         <w:tc>
           <w:tcPr>
-            <w:tcW w:type="dxa" w:w="5123"/>
+            <w:tcW w:w="5123" w:type="dxa"/>
           </w:tcPr>
           <w:p>
-            <w:r>
-              <w:rPr>
-                <w:b/>
-              </w:rPr>
-            </w:r>
+            <w:pPr>
+              <w:spacing w:before="60" w:after="60"/>
+            </w:pPr>
             <w:r>
               <w:rPr>
                 <w:b/>
@@ -1242,21 +2364,37 @@
       <w:tr>
         <w:tc>
           <w:tcPr>
-            <w:tcW w:type="dxa" w:w="4237"/>
+            <w:tcW w:w="4237" w:type="dxa"/>
           </w:tcPr>
           <w:p>
-            <w:r/>
+            <w:pPr>
+              <w:spacing w:before="60" w:after="60"/>
+            </w:pPr>
             <w:r>
-              <w:t>「驗證信已寄至 ……，請於 30 分鐘內點信中連結設定密碼以完成註冊。」</w:t>
+              <w:t>「驗證信已寄至</w:t>
+            </w:r>
+            <w:r>
+              <w:t xml:space="preserve"> ……</w:t>
+            </w:r>
+            <w:r>
+              <w:t>，請於</w:t>
+            </w:r>
+            <w:r>
+              <w:t xml:space="preserve"> 30 </w:t>
+            </w:r>
+            <w:r>
+              <w:t>分鐘內點信中連結設定密碼以完成註冊。」</w:t>
             </w:r>
           </w:p>
         </w:tc>
         <w:tc>
           <w:tcPr>
-            <w:tcW w:type="dxa" w:w="5123"/>
+            <w:tcW w:w="5123" w:type="dxa"/>
           </w:tcPr>
           <w:p>
-            <w:r/>
+            <w:pPr>
+              <w:spacing w:before="60" w:after="60"/>
+            </w:pPr>
             <w:r>
               <w:t>註冊資料已送出，帳號尚未建立。請至信箱點選連結設定密碼</w:t>
             </w:r>
@@ -1266,10 +2404,12 @@
       <w:tr>
         <w:tc>
           <w:tcPr>
-            <w:tcW w:type="dxa" w:w="4237"/>
+            <w:tcW w:w="4237" w:type="dxa"/>
           </w:tcPr>
           <w:p>
-            <w:r/>
+            <w:pPr>
+              <w:spacing w:before="60" w:after="60"/>
+            </w:pPr>
             <w:r>
               <w:t>「已重新寄出驗證信，請至信箱查收」</w:t>
             </w:r>
@@ -1277,10 +2417,12 @@
         </w:tc>
         <w:tc>
           <w:tcPr>
-            <w:tcW w:type="dxa" w:w="5123"/>
+            <w:tcW w:w="5123" w:type="dxa"/>
           </w:tcPr>
           <w:p>
-            <w:r/>
+            <w:pPr>
+              <w:spacing w:before="60" w:after="60"/>
+            </w:pPr>
             <w:r>
               <w:t>新的驗證信已寄出，請使用這一封的連結；先前的連結已失效</w:t>
             </w:r>
@@ -1290,23 +2432,39 @@
       <w:tr>
         <w:tc>
           <w:tcPr>
-            <w:tcW w:type="dxa" w:w="4237"/>
+            <w:tcW w:w="4237" w:type="dxa"/>
           </w:tcPr>
           <w:p>
-            <w:r/>
+            <w:pPr>
+              <w:spacing w:before="60" w:after="60"/>
+            </w:pPr>
             <w:r>
-              <w:t>「若該 Email 有待驗證的註冊，已重新寄出驗證信，請至信箱查收」</w:t>
+              <w:t>「若該</w:t>
+            </w:r>
+            <w:r>
+              <w:t xml:space="preserve"> Email </w:t>
+            </w:r>
+            <w:r>
+              <w:t>有待驗證的註冊，已重新寄出驗證信，請至信箱查收」</w:t>
             </w:r>
           </w:p>
         </w:tc>
         <w:tc>
           <w:tcPr>
-            <w:tcW w:type="dxa" w:w="5123"/>
+            <w:tcW w:w="5123" w:type="dxa"/>
           </w:tcPr>
           <w:p>
-            <w:r/>
+            <w:pPr>
+              <w:spacing w:before="60" w:after="60"/>
+            </w:pPr>
             <w:r>
-              <w:t>於登入畫面按「重寄驗證信」後顯示。該 Email 有待驗證的註冊時已寄出新的驗證信，請使用這一封的連結</w:t>
+              <w:t>於登入畫面按「重寄驗證信」後顯示。該</w:t>
+            </w:r>
+            <w:r>
+              <w:t xml:space="preserve"> Email </w:t>
+            </w:r>
+            <w:r>
+              <w:t>有待驗證的註冊時已寄出新的驗證信，請使用這一封的連結</w:t>
             </w:r>
           </w:p>
         </w:tc>
@@ -1314,10 +2472,12 @@
       <w:tr>
         <w:tc>
           <w:tcPr>
-            <w:tcW w:type="dxa" w:w="4237"/>
+            <w:tcW w:w="4237" w:type="dxa"/>
           </w:tcPr>
           <w:p>
-            <w:r/>
+            <w:pPr>
+              <w:spacing w:before="60" w:after="60"/>
+            </w:pPr>
             <w:r>
               <w:t>「帳號已啟用，請以新密碼登入」</w:t>
             </w:r>
@@ -1325,10 +2485,12 @@
         </w:tc>
         <w:tc>
           <w:tcPr>
-            <w:tcW w:type="dxa" w:w="5123"/>
+            <w:tcW w:w="5123" w:type="dxa"/>
           </w:tcPr>
           <w:p>
-            <w:r/>
+            <w:pPr>
+              <w:spacing w:before="60" w:after="60"/>
+            </w:pPr>
             <w:r>
               <w:t>帳號已建立並具學員角色，可立即登入</w:t>
             </w:r>
@@ -1340,33 +2502,32 @@
       <w:pPr>
         <w:pStyle w:val="2"/>
       </w:pPr>
+      <w:bookmarkStart w:id="11" w:name="_Toc243386633"/>
       <w:r>
         <w:t>三、其他情況</w:t>
       </w:r>
+      <w:bookmarkEnd w:id="11"/>
     </w:p>
     <w:tbl>
       <w:tblPr>
         <w:tblStyle w:val="aff2"/>
-        <w:tblW w:type="auto" w:w="0"/>
+        <w:tblW w:w="0" w:type="auto"/>
         <w:tblLayout w:type="fixed"/>
-        <w:tblLook w:firstColumn="1" w:firstRow="1" w:lastColumn="0" w:lastRow="0" w:noHBand="0" w:noVBand="1" w:val="04A0"/>
-        <w:tblLayout w:type="fixed"/>
+        <w:tblLook w:val="04A0" w:firstRow="1" w:lastRow="0" w:firstColumn="1" w:lastColumn="0" w:noHBand="0" w:noVBand="1"/>
       </w:tblPr>
       <w:tblGrid>
-        <w:gridCol w:w="4680"/>
-        <w:gridCol w:w="4680"/>
+        <w:gridCol w:w="2991"/>
+        <w:gridCol w:w="6369"/>
       </w:tblGrid>
       <w:tr>
         <w:tc>
           <w:tcPr>
-            <w:tcW w:type="dxa" w:w="2991"/>
+            <w:tcW w:w="2991" w:type="dxa"/>
           </w:tcPr>
           <w:p>
-            <w:r>
-              <w:rPr>
-                <w:b/>
-              </w:rPr>
-            </w:r>
+            <w:pPr>
+              <w:spacing w:before="60" w:after="60"/>
+            </w:pPr>
             <w:r>
               <w:rPr>
                 <w:b/>
@@ -1377,14 +2538,12 @@
         </w:tc>
         <w:tc>
           <w:tcPr>
-            <w:tcW w:type="dxa" w:w="6369"/>
+            <w:tcW w:w="6369" w:type="dxa"/>
           </w:tcPr>
           <w:p>
-            <w:r>
-              <w:rPr>
-                <w:b/>
-              </w:rPr>
-            </w:r>
+            <w:pPr>
+              <w:spacing w:before="60" w:after="60"/>
+            </w:pPr>
             <w:r>
               <w:rPr>
                 <w:b/>
@@ -1397,21 +2556,31 @@
       <w:tr>
         <w:tc>
           <w:tcPr>
-            <w:tcW w:type="dxa" w:w="2991"/>
+            <w:tcW w:w="2991" w:type="dxa"/>
           </w:tcPr>
           <w:p>
-            <w:r/>
+            <w:pPr>
+              <w:spacing w:before="60" w:after="60"/>
+            </w:pPr>
             <w:r>
-              <w:t>註冊後以該 Email 登入，出現「帳號或密碼錯誤」</w:t>
+              <w:t>註冊後以該</w:t>
+            </w:r>
+            <w:r>
+              <w:t xml:space="preserve"> Email </w:t>
+            </w:r>
+            <w:r>
+              <w:t>登入，出現「帳號或密碼錯誤」</w:t>
             </w:r>
           </w:p>
         </w:tc>
         <w:tc>
           <w:tcPr>
-            <w:tcW w:type="dxa" w:w="6369"/>
+            <w:tcW w:w="6369" w:type="dxa"/>
           </w:tcPr>
           <w:p>
-            <w:r/>
+            <w:pPr>
+              <w:spacing w:before="60" w:after="60"/>
+            </w:pPr>
             <w:r>
               <w:t>尚未完成設定密碼的步驟。請至信箱點選驗證連結；找不到信可按訊息下方的「重寄驗證信」</w:t>
             </w:r>
@@ -1421,10 +2590,12 @@
       <w:tr>
         <w:tc>
           <w:tcPr>
-            <w:tcW w:type="dxa" w:w="2991"/>
+            <w:tcW w:w="2991" w:type="dxa"/>
           </w:tcPr>
           <w:p>
-            <w:r/>
+            <w:pPr>
+              <w:spacing w:before="60" w:after="60"/>
+            </w:pPr>
             <w:r>
               <w:t>登入後左側選單只有「教育訓練」</w:t>
             </w:r>
@@ -1432,12 +2603,20 @@
         </w:tc>
         <w:tc>
           <w:tcPr>
-            <w:tcW w:type="dxa" w:w="6369"/>
+            <w:tcW w:w="6369" w:type="dxa"/>
           </w:tcPr>
           <w:p>
-            <w:r/>
+            <w:pPr>
+              <w:spacing w:before="60" w:after="60"/>
+            </w:pPr>
             <w:r>
-              <w:t>自助註冊的帳號只具學員角色。需要其他作業者請洽管理者於 DP02 權限管理開通</w:t>
+              <w:t>自助註冊的帳號只具學員角色。需要其他作業者請洽管理者於</w:t>
+            </w:r>
+            <w:r>
+              <w:t xml:space="preserve"> DP02 </w:t>
+            </w:r>
+            <w:r>
+              <w:t>權限管理開通</w:t>
             </w:r>
           </w:p>
         </w:tc>
@@ -1445,23 +2624,34 @@
       <w:tr>
         <w:tc>
           <w:tcPr>
-            <w:tcW w:type="dxa" w:w="2991"/>
+            <w:tcW w:w="2991" w:type="dxa"/>
           </w:tcPr>
           <w:p>
-            <w:r/>
+            <w:pPr>
+              <w:spacing w:before="60" w:after="60"/>
+            </w:pPr>
             <w:r>
+              <w:lastRenderedPageBreak/>
               <w:t>註冊時姓名打錯</w:t>
             </w:r>
           </w:p>
         </w:tc>
         <w:tc>
           <w:tcPr>
-            <w:tcW w:type="dxa" w:w="6369"/>
+            <w:tcW w:w="6369" w:type="dxa"/>
           </w:tcPr>
           <w:p>
-            <w:r/>
+            <w:pPr>
+              <w:spacing w:before="60" w:after="60"/>
+            </w:pPr>
             <w:r>
-              <w:t>完成註冊並登入後，於 DP10 個人資料維護修改</w:t>
+              <w:t>完成註冊並登入後，於</w:t>
+            </w:r>
+            <w:r>
+              <w:t xml:space="preserve"> DP10 </w:t>
+            </w:r>
+            <w:r>
+              <w:t>個人資料維護修改</w:t>
             </w:r>
           </w:p>
         </w:tc>
@@ -1469,10 +2659,12 @@
       <w:tr>
         <w:tc>
           <w:tcPr>
-            <w:tcW w:type="dxa" w:w="2991"/>
+            <w:tcW w:w="2991" w:type="dxa"/>
           </w:tcPr>
           <w:p>
-            <w:r/>
+            <w:pPr>
+              <w:spacing w:before="60" w:after="60"/>
+            </w:pPr>
             <w:r>
               <w:t>畫面顯示已寄出驗證信，卻一直收不到</w:t>
             </w:r>
@@ -1480,19 +2672,28 @@
         </w:tc>
         <w:tc>
           <w:tcPr>
-            <w:tcW w:type="dxa" w:w="6369"/>
+            <w:tcW w:w="6369" w:type="dxa"/>
           </w:tcPr>
           <w:p>
-            <w:r/>
+            <w:pPr>
+              <w:spacing w:before="60" w:after="60"/>
+            </w:pPr>
             <w:r>
-              <w:t>先查看垃圾郵件匣。曾收到「帳號邀請」信者，表示管理者已代為建立帳號，請改用該信中的連結完成設定；不久前曾在其他裝置送出過註冊者，請使用當時寄出的那封信。仍收不到時，請洽管理者於 DP01 使用者管理代為建立帳號</w:t>
+              <w:t>先查看垃圾郵件匣。曾收到「帳號邀請」信者，表示管理者已代為建立帳號，請改用該信中的連結完成設定；不久前曾在其他裝置送出過註冊者，請使用當時寄出的那封信。仍收不到時，請洽管理者於</w:t>
+            </w:r>
+            <w:r>
+              <w:t xml:space="preserve"> DP01 </w:t>
+            </w:r>
+            <w:r>
+              <w:t>使用者管理代為建立帳號</w:t>
             </w:r>
           </w:p>
         </w:tc>
       </w:tr>
     </w:tbl>
+    <w:p/>
     <w:sectPr>
-      <w:footerReference w:type="default" r:id="rId46"/>
+      <w:footerReference w:type="default" r:id="rId11"/>
       <w:pgSz w:w="12240" w:h="15840"/>
       <w:pgMar w:top="1440" w:right="1440" w:bottom="1440" w:left="1440" w:header="720" w:footer="720" w:gutter="0"/>
       <w:pgNumType w:start="1"/>
@@ -1533,16 +2734,6 @@
   <w:p>
     <w:pPr>
       <w:pStyle w:val="a5"/>
-    </w:pPr>
-  </w:p>
-</w:ftr>
-</file>
-
-<file path=word/footer2.xml><?xml version="1.0" encoding="utf-8"?>
-<w:ftr xmlns:wpc="http://schemas.microsoft.com/office/word/2010/wordprocessingCanvas" xmlns:cx="http://schemas.microsoft.com/office/drawing/2014/chartex" xmlns:cx1="http://schemas.microsoft.com/office/drawing/2015/9/8/chartex" xmlns:cx2="http://schemas.microsoft.com/office/drawing/2015/10/21/chartex" xmlns:cx3="http://schemas.microsoft.com/office/drawing/2016/5/9/chartex" xmlns:cx4="http://schemas.microsoft.com/office/drawing/2016/5/10/chartex" xmlns:cx5="http://schemas.microsoft.com/office/drawing/2016/5/11/chartex" xmlns:cx6="http://schemas.microsoft.com/office/drawing/2016/5/12/chartex" xmlns:cx7="http://schemas.microsoft.com/office/drawing/2016/5/13/chartex" xmlns:cx8="http://schemas.microsoft.com/office/drawing/2016/5/14/chartex" xmlns:mc="http://schemas.openxmlformats.org/markup-compatibility/2006" xmlns:aink="http://schemas.microsoft.com/office/drawing/2016/ink" xmlns:am3d="http://schemas.microsoft.com/office/drawing/2017/model3d" xmlns:o="urn:schemas-microsoft-com:office:office" xmlns:r="http://schemas.openxmlformats.org/officeDocument/2006/relationships" xmlns:m="http://schemas.openxmlformats.org/officeDocument/2006/math" xmlns:v="urn:schemas-microsoft-com:vml" xmlns:wp14="http://schemas.microsoft.com/office/word/2010/wordprocessingDrawing" xmlns:wp="http://schemas.openxmlformats.org/drawingml/2006/wordprocessingDrawing" xmlns:w10="urn:schemas-microsoft-com:office:word" xmlns:w="http://schemas.openxmlformats.org/wordprocessingml/2006/main" xmlns:w14="http://schemas.microsoft.com/office/word/2010/wordml" xmlns:w15="http://schemas.microsoft.com/office/word/2012/wordml" xmlns:w16cid="http://schemas.microsoft.com/office/word/2016/wordml/cid" xmlns:w16se="http://schemas.microsoft.com/office/word/2015/wordml/symex" xmlns:wpg="http://schemas.microsoft.com/office/word/2010/wordprocessingGroup" xmlns:wpi="http://schemas.microsoft.com/office/word/2010/wordprocessingInk" xmlns:wne="http://schemas.microsoft.com/office/word/2006/wordml" xmlns:wps="http://schemas.microsoft.com/office/word/2010/wordprocessingShape" mc:Ignorable="w14 w15 w16se w16cid wp14">
-  <w:p>
-    <w:pPr>
-      <w:pStyle w:val="a5"/>
       <w:jc w:val="center"/>
     </w:pPr>
     <w:r>
@@ -1606,7 +2797,7 @@
         <w:noProof/>
         <w:sz w:val="20"/>
       </w:rPr>
-      <w:t>39</w:t>
+      <w:t>6</w:t>
     </w:r>
     <w:r>
       <w:rPr>
@@ -1663,6 +2854,64 @@
     </w:lvl>
   </w:abstractNum>
   <w:abstractNum w:abstractNumId="1" w15:restartNumberingAfterBreak="0">
+    <w:nsid w:val="700B1CF6"/>
+    <w:multiLevelType w:val="multilevel"/>
+    <w:tmpl w:val="9612B24E"/>
+    <w:lvl w:ilvl="0">
+      <w:start w:val="1"/>
+      <w:numFmt w:val="bullet"/>
+      <w:lvlText w:val="●"/>
+      <w:lvlJc w:val="left"/>
+      <w:pPr>
+        <w:ind w:left="482" w:hanging="482"/>
+      </w:pPr>
+    </w:lvl>
+    <w:lvl w:ilvl="1">
+      <w:start w:val="1"/>
+      <w:numFmt w:val="bullet"/>
+      <w:lvlText w:val="●"/>
+      <w:lvlJc w:val="left"/>
+      <w:pPr>
+        <w:ind w:left="1440" w:hanging="480"/>
+      </w:pPr>
+    </w:lvl>
+    <w:lvl w:ilvl="2">
+      <w:numFmt w:val="decimal"/>
+      <w:lvlText w:val=""/>
+      <w:lvlJc w:val="left"/>
+    </w:lvl>
+    <w:lvl w:ilvl="3">
+      <w:numFmt w:val="decimal"/>
+      <w:lvlText w:val=""/>
+      <w:lvlJc w:val="left"/>
+    </w:lvl>
+    <w:lvl w:ilvl="4">
+      <w:numFmt w:val="decimal"/>
+      <w:lvlText w:val=""/>
+      <w:lvlJc w:val="left"/>
+    </w:lvl>
+    <w:lvl w:ilvl="5">
+      <w:numFmt w:val="decimal"/>
+      <w:lvlText w:val=""/>
+      <w:lvlJc w:val="left"/>
+    </w:lvl>
+    <w:lvl w:ilvl="6">
+      <w:numFmt w:val="decimal"/>
+      <w:lvlText w:val=""/>
+      <w:lvlJc w:val="left"/>
+    </w:lvl>
+    <w:lvl w:ilvl="7">
+      <w:numFmt w:val="decimal"/>
+      <w:lvlText w:val=""/>
+      <w:lvlJc w:val="left"/>
+    </w:lvl>
+    <w:lvl w:ilvl="8">
+      <w:numFmt w:val="decimal"/>
+      <w:lvlText w:val=""/>
+      <w:lvlJc w:val="left"/>
+    </w:lvl>
+  </w:abstractNum>
+  <w:abstractNum w:abstractNumId="2" w15:restartNumberingAfterBreak="0">
     <w:nsid w:val="7CDE1FC3"/>
     <w:multiLevelType w:val="hybridMultilevel"/>
     <w:tmpl w:val="7EACF0CE"/>
@@ -1726,17 +2975,6 @@
       <w:lvlJc w:val="left"/>
     </w:lvl>
   </w:abstractNum>
-  <w:abstractNum w:abstractNumId="900">
-    <w:lvl w:ilvl="0">
-      <w:start w:val="1"/>
-      <w:numFmt w:val="bullet"/>
-      <w:lvlText w:val="●"/>
-      <w:lvlJc w:val="left"/>
-      <w:pPr>
-        <w:ind w:left="482" w:hanging="482"/>
-      </w:pPr>
-    </w:lvl>
-  </w:abstractNum>
   <w:num w:numId="1">
     <w:abstractNumId w:val="0"/>
     <w:lvlOverride w:ilvl="0">
@@ -1756,7 +2994,7 @@
     </w:lvlOverride>
   </w:num>
   <w:num w:numId="4">
-    <w:abstractNumId w:val="1"/>
+    <w:abstractNumId w:val="2"/>
     <w:lvlOverride w:ilvl="0">
       <w:startOverride w:val="1"/>
     </w:lvlOverride>
@@ -1953,10 +3191,10 @@
       <w:startOverride w:val="1"/>
     </w:lvlOverride>
   </w:num>
+  <w:num w:numId="37">
+    <w:abstractNumId w:val="1"/>
+  </w:num>
   <w:numIdMacAtCleanup w:val="36"/>
-  <w:num w:numId="900">
-    <w:abstractNumId w:val="900"/>
-  </w:num>
 </w:numbering>
 </file>
 
@@ -13722,7 +14960,7 @@
 </file>
 
 <file path=customXml/itemProps1.xml><?xml version="1.0" encoding="utf-8"?>
-<ds:datastoreItem xmlns:ds="http://schemas.openxmlformats.org/officeDocument/2006/customXml" ds:itemID="{F5433768-CC8D-4AF3-B2C9-4B3C2D302557}">
+<ds:datastoreItem xmlns:ds="http://schemas.openxmlformats.org/officeDocument/2006/customXml" ds:itemID="{7A0C7BA4-257D-4740-BCB0-81B5581A3D58}">
   <ds:schemaRefs>
     <ds:schemaRef ds:uri="http://schemas.openxmlformats.org/officeDocument/2006/bibliography"/>
   </ds:schemaRefs>
